--- a/简历_陈昊_产品经理版_v2.docx
+++ b/简历_陈昊_产品经理版_v2.docx
@@ -127,7 +127,7 @@
           <w:color w:val="3F3A32"/>
           <w:sz w:val="17"/>
         </w:rPr>
-        <w:t>211 工科本科（土木工程），主动转型产品；2025.07 毕业后全职投入产品自研，一年独立交付 4 个已上线产品。</w:t>
+        <w:t>211 工科本科（土木工程），主动转型产品；2025.07 毕业后全职投入产品自研，一年独立交付 4 个自研项目。</w:t>
       </w:r>
     </w:p>
     <w:p>
@@ -172,7 +172,7 @@
           <w:color w:val="26221C"/>
           <w:sz w:val="18"/>
         </w:rPr>
-        <w:t>● 2025.07 至今：全职投入 AI 产品自研，独立从 0 到 1 交付 4 个已上线产品并持续迭代</w:t>
+        <w:t>● 2025.07 至今：全职投入 AI 产品自研，独立从 0 到 1 交付 4 个自研项目并持续迭代</w:t>
       </w:r>
     </w:p>
     <w:p>
@@ -254,7 +254,7 @@
           <w:color w:val="5C554A"/>
           <w:sz w:val="16"/>
         </w:rPr>
-        <w:t>结果 30 天迭代 13 版（v1.0→v5.2），2700+ 作品自动管理与合规筛选，数据零丢失。</w:t>
+        <w:t>结果 30 天迭代 13 版（v1.0→v5.2），自动管理 3,358 件作品并合规筛选；线上状态与统计待复核。</w:t>
       </w:r>
     </w:p>
     <w:p>
@@ -449,7 +449,7 @@
           <w:color w:val="5C554A"/>
           <w:sz w:val="16"/>
         </w:rPr>
-        <w:t>结果 66 款产品库（鼠标/键盘/垫/耳机）已上线，推荐附得分构成与信源链接，支持对比与导出。</w:t>
+        <w:t>结果 234 款产品库（鼠标/键盘/垫/耳机，v4.2）已上线，推荐附得分构成与信源链接，支持对比与导出。</w:t>
       </w:r>
     </w:p>
     <w:p>
@@ -472,7 +472,7 @@
           <w:color w:val="A9833F"/>
           <w:sz w:val="15"/>
         </w:rPr>
-        <w:t>[AI 应用 · 已落地]</w:t>
+        <w:t>[AI 应用 · 本地可运行]</w:t>
       </w:r>
     </w:p>
     <w:p>
@@ -514,7 +514,7 @@
           <w:color w:val="5C554A"/>
           <w:sz w:val="16"/>
         </w:rPr>
-        <w:t>结果 2 小时会议 15 分钟处理完毕，效率约 +80%（全流程耗时对比口径）。</w:t>
+        <w:t>结果 本地管线可复现：会议文本 → 摘要 → 行动项，20 条评测通过；真实会议耗时待测。</w:t>
       </w:r>
     </w:p>
     <w:p>
@@ -579,7 +579,7 @@
           <w:color w:val="5C554A"/>
           <w:sz w:val="16"/>
         </w:rPr>
-        <w:t>结果 6 层 / 31 魔物 / 36 菜谱 / 29 成就 / 周目循环，可玩上线。</w:t>
+        <w:t>结果 6 层 / 31 魔物 / 39 菜谱（含 11 隐藏）/ 31 成就 / 周目循环，可玩。</w:t>
       </w:r>
     </w:p>
     <w:p>

--- a/简历_陈昊_产品经理版_v2.docx
+++ b/简历_陈昊_产品经理版_v2.docx
@@ -449,7 +449,7 @@
           <w:color w:val="5C554A"/>
           <w:sz w:val="16"/>
         </w:rPr>
-        <w:t>结果 234 款产品库（鼠标/键盘/垫/耳机，v4.2）已上线，推荐附得分构成与信源链接，支持对比与导出。</w:t>
+        <w:t>结果 3070 款产品库（7 品类，v6.0）已上线，推荐附得分构成与信源链接，支持对比与导出。</w:t>
       </w:r>
     </w:p>
     <w:p>
